--- a/klagomål/A 24131-2025 FSC-klagomål.docx
+++ b/klagomål/A 24131-2025 FSC-klagomål.docx
@@ -684,7 +684,7 @@
     <w:r>
       <w:tab/>
       <w:tab/>
-      <w:t>2025-05-20</w:t>
+      <w:t>2025-05-21</w:t>
       <w:br/>
       <w:br/>
     </w:r>

--- a/klagomål/A 24131-2025 FSC-klagomål.docx
+++ b/klagomål/A 24131-2025 FSC-klagomål.docx
@@ -684,7 +684,7 @@
     <w:r>
       <w:tab/>
       <w:tab/>
-      <w:t>2025-05-21</w:t>
+      <w:t>2025-05-22</w:t>
       <w:br/>
       <w:br/>
     </w:r>

--- a/klagomål/A 24131-2025 FSC-klagomål.docx
+++ b/klagomål/A 24131-2025 FSC-klagomål.docx
@@ -684,7 +684,7 @@
     <w:r>
       <w:tab/>
       <w:tab/>
-      <w:t>2025-05-22</w:t>
+      <w:t>2025-05-23</w:t>
       <w:br/>
       <w:br/>
     </w:r>

--- a/klagomål/A 24131-2025 FSC-klagomål.docx
+++ b/klagomål/A 24131-2025 FSC-klagomål.docx
@@ -684,7 +684,7 @@
     <w:r>
       <w:tab/>
       <w:tab/>
-      <w:t>2025-05-23</w:t>
+      <w:t>2025-05-24</w:t>
       <w:br/>
       <w:br/>
     </w:r>

--- a/klagomål/A 24131-2025 FSC-klagomål.docx
+++ b/klagomål/A 24131-2025 FSC-klagomål.docx
@@ -684,7 +684,7 @@
     <w:r>
       <w:tab/>
       <w:tab/>
-      <w:t>2025-05-24</w:t>
+      <w:t>2025-05-25</w:t>
       <w:br/>
       <w:br/>
     </w:r>

--- a/klagomål/A 24131-2025 FSC-klagomål.docx
+++ b/klagomål/A 24131-2025 FSC-klagomål.docx
@@ -684,7 +684,7 @@
     <w:r>
       <w:tab/>
       <w:tab/>
-      <w:t>2025-05-25</w:t>
+      <w:t>2025-05-26</w:t>
       <w:br/>
       <w:br/>
     </w:r>

--- a/klagomål/A 24131-2025 FSC-klagomål.docx
+++ b/klagomål/A 24131-2025 FSC-klagomål.docx
@@ -684,7 +684,7 @@
     <w:r>
       <w:tab/>
       <w:tab/>
-      <w:t>2025-05-26</w:t>
+      <w:t>2025-05-27</w:t>
       <w:br/>
       <w:br/>
     </w:r>

--- a/klagomål/A 24131-2025 FSC-klagomål.docx
+++ b/klagomål/A 24131-2025 FSC-klagomål.docx
@@ -684,7 +684,7 @@
     <w:r>
       <w:tab/>
       <w:tab/>
-      <w:t>2025-05-27</w:t>
+      <w:t>2025-05-30</w:t>
       <w:br/>
       <w:br/>
     </w:r>

--- a/klagomål/A 24131-2025 FSC-klagomål.docx
+++ b/klagomål/A 24131-2025 FSC-klagomål.docx
@@ -684,7 +684,7 @@
     <w:r>
       <w:tab/>
       <w:tab/>
-      <w:t>2025-05-30</w:t>
+      <w:t>2025-06-01</w:t>
       <w:br/>
       <w:br/>
     </w:r>

--- a/klagomål/A 24131-2025 FSC-klagomål.docx
+++ b/klagomål/A 24131-2025 FSC-klagomål.docx
@@ -684,7 +684,7 @@
     <w:r>
       <w:tab/>
       <w:tab/>
-      <w:t>2025-06-01</w:t>
+      <w:t>2025-06-02</w:t>
       <w:br/>
       <w:br/>
     </w:r>

--- a/klagomål/A 24131-2025 FSC-klagomål.docx
+++ b/klagomål/A 24131-2025 FSC-klagomål.docx
@@ -684,7 +684,7 @@
     <w:r>
       <w:tab/>
       <w:tab/>
-      <w:t>2025-06-02</w:t>
+      <w:t>2025-06-03</w:t>
       <w:br/>
       <w:br/>
     </w:r>

--- a/klagomål/A 24131-2025 FSC-klagomål.docx
+++ b/klagomål/A 24131-2025 FSC-klagomål.docx
@@ -684,7 +684,7 @@
     <w:r>
       <w:tab/>
       <w:tab/>
-      <w:t>2025-06-03</w:t>
+      <w:t>2025-06-04</w:t>
       <w:br/>
       <w:br/>
     </w:r>

--- a/klagomål/A 24131-2025 FSC-klagomål.docx
+++ b/klagomål/A 24131-2025 FSC-klagomål.docx
@@ -684,7 +684,7 @@
     <w:r>
       <w:tab/>
       <w:tab/>
-      <w:t>2025-06-04</w:t>
+      <w:t>2025-06-05</w:t>
       <w:br/>
       <w:br/>
     </w:r>

--- a/klagomål/A 24131-2025 FSC-klagomål.docx
+++ b/klagomål/A 24131-2025 FSC-klagomål.docx
@@ -684,7 +684,7 @@
     <w:r>
       <w:tab/>
       <w:tab/>
-      <w:t>2025-06-05</w:t>
+      <w:t>2025-06-13</w:t>
       <w:br/>
       <w:br/>
     </w:r>

--- a/klagomål/A 24131-2025 FSC-klagomål.docx
+++ b/klagomål/A 24131-2025 FSC-klagomål.docx
@@ -684,7 +684,7 @@
     <w:r>
       <w:tab/>
       <w:tab/>
-      <w:t>2025-06-13</w:t>
+      <w:t>2025-06-15</w:t>
       <w:br/>
       <w:br/>
     </w:r>

--- a/klagomål/A 24131-2025 FSC-klagomål.docx
+++ b/klagomål/A 24131-2025 FSC-klagomål.docx
@@ -684,7 +684,7 @@
     <w:r>
       <w:tab/>
       <w:tab/>
-      <w:t>2025-06-15</w:t>
+      <w:t>2025-06-16</w:t>
       <w:br/>
       <w:br/>
     </w:r>

--- a/klagomål/A 24131-2025 FSC-klagomål.docx
+++ b/klagomål/A 24131-2025 FSC-klagomål.docx
@@ -684,7 +684,7 @@
     <w:r>
       <w:tab/>
       <w:tab/>
-      <w:t>2025-06-16</w:t>
+      <w:t>2025-06-17</w:t>
       <w:br/>
       <w:br/>
     </w:r>

--- a/klagomål/A 24131-2025 FSC-klagomål.docx
+++ b/klagomål/A 24131-2025 FSC-klagomål.docx
@@ -684,7 +684,7 @@
     <w:r>
       <w:tab/>
       <w:tab/>
-      <w:t>2025-06-17</w:t>
+      <w:t>2025-06-18</w:t>
       <w:br/>
       <w:br/>
     </w:r>

--- a/klagomål/A 24131-2025 FSC-klagomål.docx
+++ b/klagomål/A 24131-2025 FSC-klagomål.docx
@@ -684,7 +684,7 @@
     <w:r>
       <w:tab/>
       <w:tab/>
-      <w:t>2025-06-18</w:t>
+      <w:t>2025-06-19</w:t>
       <w:br/>
       <w:br/>
     </w:r>

--- a/klagomål/A 24131-2025 FSC-klagomål.docx
+++ b/klagomål/A 24131-2025 FSC-klagomål.docx
@@ -684,7 +684,7 @@
     <w:r>
       <w:tab/>
       <w:tab/>
-      <w:t>2025-06-19</w:t>
+      <w:t>2025-06-20</w:t>
       <w:br/>
       <w:br/>
     </w:r>

--- a/klagomål/A 24131-2025 FSC-klagomål.docx
+++ b/klagomål/A 24131-2025 FSC-klagomål.docx
@@ -684,7 +684,7 @@
     <w:r>
       <w:tab/>
       <w:tab/>
-      <w:t>2025-06-20</w:t>
+      <w:t>2025-06-21</w:t>
       <w:br/>
       <w:br/>
     </w:r>

--- a/klagomål/A 24131-2025 FSC-klagomål.docx
+++ b/klagomål/A 24131-2025 FSC-klagomål.docx
@@ -684,7 +684,7 @@
     <w:r>
       <w:tab/>
       <w:tab/>
-      <w:t>2025-06-21</w:t>
+      <w:t>2025-06-22</w:t>
       <w:br/>
       <w:br/>
     </w:r>

--- a/klagomål/A 24131-2025 FSC-klagomål.docx
+++ b/klagomål/A 24131-2025 FSC-klagomål.docx
@@ -684,7 +684,7 @@
     <w:r>
       <w:tab/>
       <w:tab/>
-      <w:t>2025-06-22</w:t>
+      <w:t>2025-06-23</w:t>
       <w:br/>
       <w:br/>
     </w:r>

--- a/klagomål/A 24131-2025 FSC-klagomål.docx
+++ b/klagomål/A 24131-2025 FSC-klagomål.docx
@@ -684,7 +684,7 @@
     <w:r>
       <w:tab/>
       <w:tab/>
-      <w:t>2025-06-23</w:t>
+      <w:t>2025-06-24</w:t>
       <w:br/>
       <w:br/>
     </w:r>

--- a/klagomål/A 24131-2025 FSC-klagomål.docx
+++ b/klagomål/A 24131-2025 FSC-klagomål.docx
@@ -684,7 +684,7 @@
     <w:r>
       <w:tab/>
       <w:tab/>
-      <w:t>2025-06-24</w:t>
+      <w:t>2025-06-25</w:t>
       <w:br/>
       <w:br/>
     </w:r>

--- a/klagomål/A 24131-2025 FSC-klagomål.docx
+++ b/klagomål/A 24131-2025 FSC-klagomål.docx
@@ -684,7 +684,7 @@
     <w:r>
       <w:tab/>
       <w:tab/>
-      <w:t>2025-06-25</w:t>
+      <w:t>2025-06-26</w:t>
       <w:br/>
       <w:br/>
     </w:r>

--- a/klagomål/A 24131-2025 FSC-klagomål.docx
+++ b/klagomål/A 24131-2025 FSC-klagomål.docx
@@ -684,7 +684,7 @@
     <w:r>
       <w:tab/>
       <w:tab/>
-      <w:t>2025-06-26</w:t>
+      <w:t>2025-06-27</w:t>
       <w:br/>
       <w:br/>
     </w:r>

--- a/klagomål/A 24131-2025 FSC-klagomål.docx
+++ b/klagomål/A 24131-2025 FSC-klagomål.docx
@@ -684,7 +684,7 @@
     <w:r>
       <w:tab/>
       <w:tab/>
-      <w:t>2025-06-27</w:t>
+      <w:t>2025-06-28</w:t>
       <w:br/>
       <w:br/>
     </w:r>

--- a/klagomål/A 24131-2025 FSC-klagomål.docx
+++ b/klagomål/A 24131-2025 FSC-klagomål.docx
@@ -684,7 +684,7 @@
     <w:r>
       <w:tab/>
       <w:tab/>
-      <w:t>2025-06-28</w:t>
+      <w:t>2025-06-29</w:t>
       <w:br/>
       <w:br/>
     </w:r>

--- a/klagomål/A 24131-2025 FSC-klagomål.docx
+++ b/klagomål/A 24131-2025 FSC-klagomål.docx
@@ -684,7 +684,7 @@
     <w:r>
       <w:tab/>
       <w:tab/>
-      <w:t>2025-06-29</w:t>
+      <w:t>2025-06-30</w:t>
       <w:br/>
       <w:br/>
     </w:r>

--- a/klagomål/A 24131-2025 FSC-klagomål.docx
+++ b/klagomål/A 24131-2025 FSC-klagomål.docx
@@ -163,7 +163,7 @@
         <w:pStyle w:val="Title"/>
       </w:pPr>
       <w:r>
-        <w:t>Inledande FSC- /PEFC-klagomål – information om höga naturvärden i avverkningsanmälan A 24131-2025 i Mora kommun</w:t>
+        <w:t>Inledande FSC- /PEFC-klagomål – information om höga naturvärden och fridlysta arter i avverkningsanmälan A 24131-2025 i Mora kommun</w:t>
       </w:r>
     </w:p>
     <w:p>
@@ -173,7 +173,7 @@
     </w:p>
     <w:p>
       <w:r>
-        <w:t>Nedan presenteras fynd av naturvårdsarter som gjorts i det avverkningsanmälda området, samt relevanta utdrag ur standarderna för FSC, Chain of Custody, Controlled Wood och PEFC.</w:t>
+        <w:t>Nedan presenteras fynd av naturvårdsarter och fridlysta arter som gjorts i det avverkningsanmälda området, samt relevanta utdrag ur standarderna för FSC, Chain of Custody, Controlled Wood och PEFC. I BILAGA 1 finns artfakta om fridlysta arter.</w:t>
       </w:r>
     </w:p>
     <w:p>
@@ -191,7 +191,7 @@
     </w:p>
     <w:p>
       <w:r>
-        <w:t>I avverkningsanmälan har följande 3 naturvårdsarter hittats: kolflarnlav (NT), mörk kolflarnlav (NT) och vedskivlav (NT). Av dessa är 3 rödlistade. För rödlistade arter har rödlistekategorin angivits inom parentes.</w:t>
+        <w:t>I avverkningsanmälan har följande 4 naturvårdsarter hittats: knärot (VU, §8), kolflarnlav (NT), mörk kolflarnlav (NT) och vedskivlav (NT). Av dessa är 4 rödlistade. För rödlistade arter har rödlistekategorin angivits inom parentes. För fridlysta arter anges även paragrafen i Artskyddsförordningen som arten är fridlyst enligt.</w:t>
       </w:r>
     </w:p>
     <w:p>
@@ -284,6 +284,92 @@
         <w:pStyle w:val="Heading1"/>
       </w:pPr>
       <w:r>
+        <w:t>Fridlysta arter</w:t>
+      </w:r>
+    </w:p>
+    <w:p>
+      <w:r>
+        <w:t>Följande fridlysta arter har sina livsmiljöer och växtplatser i den avverkningsanmälda skogen: knärot (VU, §8).</w:t>
+      </w:r>
+    </w:p>
+    <w:p>
+      <w:r>
+        <w:rPr>
+          <w:b/>
+        </w:rPr>
+        <w:t>Knärot (VU, §8)</w:t>
+      </w:r>
+      <w:r>
+        <w:t xml:space="preserve"> är rödlistad som sårbar (VU). För att knärot inte ska ta skada av skogsbruksåtgärder i intilliggande skog krävs buffertzoner på minst 50 meter (Johnson, 2014; Koelmeijer m.fl., 2022; Skogsstyrelsen, 2022). Arten är även känslig för gallring vilket framgår av Skogsstyrelsens egen vägledning för hänsyn till knärot (Skogsstyrelsen, 2022). För rika förekomster av knärot är reservatsbildning eller biotopskydd lämpliga åtgärder för att skydda den (SLU Artdatabanken, 2023).</w:t>
+      </w:r>
+    </w:p>
+    <w:p>
+      <w:r>
+        <w:t>I det avverkningsanmälda området finns 1 fyndplatser för knärot registrerade på Artportalen. Figur 2 visar gränserna för buffertzoner på 50 m, som behöver lämnas kring fyndplatserna för att knärotslokalerna inte ska försvinna vid en avverkning. Av det avverkningsanmälda området överlappar 0.26 ha med buffertzonerna och får av detta skäl inte avverkas.</w:t>
+      </w:r>
+    </w:p>
+    <w:p>
+      <w:pPr>
+        <w:pStyle w:val="Caption"/>
+      </w:pPr>
+      <w:r>
+        <w:drawing>
+          <wp:inline xmlns:a="http://schemas.openxmlformats.org/drawingml/2006/main" xmlns:pic="http://schemas.openxmlformats.org/drawingml/2006/picture">
+            <wp:extent cx="5486400" cy="4912438"/>
+            <wp:docPr id="2" name="Picture 2"/>
+            <wp:cNvGraphicFramePr>
+              <a:graphicFrameLocks noChangeAspect="1"/>
+            </wp:cNvGraphicFramePr>
+            <a:graphic>
+              <a:graphicData uri="http://schemas.openxmlformats.org/drawingml/2006/picture">
+                <pic:pic>
+                  <pic:nvPicPr>
+                    <pic:cNvPr id="0" name="A 24131-2025 karta knärot.png"/>
+                    <pic:cNvPicPr/>
+                  </pic:nvPicPr>
+                  <pic:blipFill>
+                    <a:blip r:embed="rId17"/>
+                    <a:stretch>
+                      <a:fillRect/>
+                    </a:stretch>
+                  </pic:blipFill>
+                  <pic:spPr>
+                    <a:xfrm>
+                      <a:off x="0" y="0"/>
+                      <a:ext cx="5486400" cy="4912438"/>
+                    </a:xfrm>
+                    <a:prstGeom prst="rect"/>
+                  </pic:spPr>
+                </pic:pic>
+              </a:graphicData>
+            </a:graphic>
+          </wp:inline>
+        </w:drawing>
+      </w:r>
+    </w:p>
+    <w:p>
+      <w:pPr>
+        <w:pStyle w:val="Caption"/>
+      </w:pPr>
+      <w:r>
+        <w:t>Figur 2. Fyndplatser och buffertzoner för knärot i det avverkningsanmälda området. Endast fyndplatser vars buffertzoner överlappar med det avverkningsanmälda området har tagits med i visualiseringen. Kartans mittpunktskoordinat är N 6733598, E 442623 i SWEREF 99 TM.</w:t>
+      </w:r>
+    </w:p>
+    <w:p>
+      <w:pPr>
+        <w:pStyle w:val="Caption"/>
+      </w:pPr>
+    </w:p>
+    <w:p>
+      <w:r>
+        <w:t>I BILAGA 1 finns mer detaljerad information om ekologi samt krav på livsmiljö hos fridlysta arter.</w:t>
+      </w:r>
+    </w:p>
+    <w:p>
+      <w:pPr>
+        <w:pStyle w:val="Heading1"/>
+      </w:pPr>
+      <w:r>
         <w:t>Certifiering</w:t>
       </w:r>
     </w:p>
@@ -369,7 +455,7 @@
         <w:rPr>
           <w:i/>
         </w:rPr>
-        <w:t>I det avverkningsanmälda skogsområdet har 3 naturvårdsarter varav 3 rödlistade arter sina livsmiljöer och växtplatser.</w:t>
+        <w:t>I det avverkningsanmälda skogsområdet har 4 naturvårdsarter varav 4 rödlistade arter sina livsmiljöer och växtplatser.</w:t>
       </w:r>
     </w:p>
     <w:p>
@@ -556,6 +642,174 @@
         <w:t>I den avverkningsanmälda skogen har fridlysta arter sina livsmiljöer och växtplatser. Att skada de fridlysta arternas livsmiljöer, växtplatser eller ekologiska funktion är inte tillåtet enligt artskyddsförordningen</w:t>
       </w:r>
     </w:p>
+    <w:p>
+      <w:r>
+        <w:br w:type="page"/>
+      </w:r>
+    </w:p>
+    <w:p>
+      <w:pPr>
+        <w:pStyle w:val="Title"/>
+      </w:pPr>
+      <w:r>
+        <w:t>BILAGA 1 – Fridlysta arter</w:t>
+      </w:r>
+    </w:p>
+    <w:p>
+      <w:pPr>
+        <w:pStyle w:val="Heading1"/>
+      </w:pPr>
+      <w:r>
+        <w:t>Knärot – ekologi samt krav på livsmiljön</w:t>
+      </w:r>
+    </w:p>
+    <w:p>
+      <w:r>
+        <w:t>Knärot är fridlyst enligt 8 och 15 §§ artskyddsförordningen och klassad som sårbar (VU) enligt rödlistan 2020. Knärot är beroende av hög och jämn luftfuktighet i gamla, ostörda skogsmiljöer och är känslig för snabba förändringar av ljus-/vindförhållanden eller uttorkning. På grund av ett alltför intensivt skogsbruk har den minskat med 40 (25–50) % under de senaste 60 åren och i framtiden bedöms minskningstakten uppgå till 30 (20–40) %. Till följd av att arten har en dokumenterat högre minskningstakt i förhållande till sin generationstid än vad som tidigare varit känt (data från Riksskogstaxeringen) höjdes den till hotkategori sårbar (VU) i rödlistan 2020 (SLU Artdatabanken, 2021).</w:t>
+      </w:r>
+    </w:p>
+    <w:p>
+      <w:r>
+        <w:t xml:space="preserve">Samuel Johnsons doktorsavhandling </w:t>
+      </w:r>
+      <w:r>
+        <w:rPr>
+          <w:i/>
+        </w:rPr>
+        <w:t>“Retention Forestry as a Conservation Measure for Boreal Forest Ground Vegetation”</w:t>
+      </w:r>
+      <w:r>
+        <w:t xml:space="preserve"> (SLU, Uppsala 2014) visar att det krävs väl tilltagna skyddszoner för att knärotens växtplatser inte ska ta skada av skogsbruksåtgärder i intilliggande områden: </w:t>
+      </w:r>
+      <w:r>
+        <w:rPr>
+          <w:i/>
+        </w:rPr>
+        <w:t xml:space="preserve">“Study III shows that retention patches smaller than 0.5 ha do not lifeboat the sensitive forest herb G. repens, a species that depend on stable microclimatic conditions typical for intact forest stands.” </w:t>
+      </w:r>
+      <w:r>
+        <w:t xml:space="preserve">Vidare </w:t>
+      </w:r>
+      <w:r>
+        <w:rPr>
+          <w:i/>
+        </w:rPr>
+        <w:t>“More sensitive forest species are not lifeboated in retention patches ranging from 0.05 to 0.5 ha (Papers II &amp; III).”</w:t>
+      </w:r>
+    </w:p>
+    <w:p>
+      <w:r>
+        <w:t xml:space="preserve">Johnsons (2014) rekommendation på minst 50 meters breda skyddszoner runt knärotens växtplatser motsvarar en areal på 0,78 hektar, vilket ligger i linje med andra studier som gjorts på känsliga skogsarter: </w:t>
+      </w:r>
+      <w:r>
+        <w:rPr>
+          <w:i/>
+        </w:rPr>
+        <w:t>“In study III I also show that translocated specimens of G. repens survives well in mature forests at least 50 m from the nearest edge to an open area. Moreover, measures of temperature and humidity show that such distances from an open area is far enough to offer a microclimate that is more stable compared to what present in retention patches of around 0.1 ha. This means that the very centre of a circular patch with radius 50 m (equals a size of 0.78 ha) should offer conditions similar to interior forest and would perhaps be a suitable habitat for G. repens and similar species. Previous studies from both North America and Sweden have also concluded that patches between 0.5 and one ha are sufficient for preserving interior forest vegetation as well as sensitive lichens and bryophytes (de Graaf &amp; Roberts 2009; Halpern et al. 2012; Rudolphi et al. 2014).”</w:t>
+      </w:r>
+    </w:p>
+    <w:p>
+      <w:r>
+        <w:t>En nyligen publicerad vetenskaplig uppsats av Koelmeijer m.fl. (2022) inkluderar orkidén knärots skyddsbehov. I uppsatsen berörs problemet med uttorkning för växter, bl.a. för knärot, ett problem som blivit accentuerat på grund av den pågående klimatförändringen och torra somrar, t.ex. den exceptionellt torra sommaren 2018. I uppsatsen undersöks områden med tre olika avstånd från kalhyggeskant med avseende på skydd bl.a. för knärot. Det första området har avstånd upp till 20 m från hyggeskant (Strong edge effect), det andra 20–40 m från hyggeskant (Weak edge effect) och det tredje avser större avstånd från hyggeskant, där kanteffekten anses vara försumbar (Interior). Ett resultat var att man fann stor eller mycket stor uttorkningseffekt på känsliga och rödlistade skogsarter vid de kortare avstånden till hyggeskant, medan effekt av uttorkning inte konstaterades på större avstånd (Interior). För orkidén knärot fann man en rik förekomst (upp till 0,06 dm2/m2) på stort avstånd från hyggeskant (Interior), medan förekomsten var liten eller närmast försumbar i de områden som klassificerades som Weak edge effect respektive Strong edge effect. Arbetet påpekar att de allt oftare förekommande torra somrarna ger ytterligare skäl att utöka skyddsavståndet från hyggen till den fuktkrävande arten knärot (Koelmeijer m.fl., 2022).</w:t>
+      </w:r>
+    </w:p>
+    <w:p>
+      <w:r>
+        <w:t>Även Skogsstyrelsens egen vägledning för hänsyn till knärot ligger i linje med ovanstående forskningsstudier. Av vägledningen framgår det att för med hög sannolikhet kunna bevara befintliga förekomster krävs relativt stora avsättningar av uppvuxen skog med slutet och relativt tätt kronskikt. Som riktlinje kan krävas ett avstånd på 50 meter in från brynet för att vidmakthålla ett fungerande mikroklimat. Detta innebär att fristående hänsynsytor för många arter (kärlväxter, lavar och mossor) kan behöva ha en area överstigande 0,8 hektar (cirkelyta med radien 50 meter = 0,78 hektar) för att bibehålla lokalklimatet. Även ganska små förändringar i form av förändrade ljus- och fuktighetsförhållanden, till exempel till följd av gallring, kan leda till att arten försvinner till följd av konkurrens med mera ljuskrävande och snabbväxande arter (Skogsstyrelsen, 2022).</w:t>
+      </w:r>
+    </w:p>
+    <w:p>
+      <w:pPr>
+        <w:pStyle w:val="Heading2"/>
+      </w:pPr>
+      <w:r>
+        <w:t>Referenser – knärot</w:t>
+      </w:r>
+    </w:p>
+    <w:p>
+      <w:r>
+        <w:t xml:space="preserve">de Graaf M &amp; Roberts M.R., 2009. </w:t>
+      </w:r>
+      <w:r>
+        <w:rPr>
+          <w:i/>
+        </w:rPr>
+        <w:t xml:space="preserve">Short-term response of the herbaceous layer within leave patches after harvest. </w:t>
+      </w:r>
+      <w:r>
+        <w:t>Forest Ecology and Management 257, 1014–1025</w:t>
+      </w:r>
+    </w:p>
+    <w:p>
+      <w:r>
+        <w:t xml:space="preserve">Halpern, C. B., Halaj, J., Evans, S. A., &amp; Dovciak, M., 2012. </w:t>
+      </w:r>
+      <w:r>
+        <w:rPr>
+          <w:i/>
+        </w:rPr>
+        <w:t xml:space="preserve">Level and pattern of overstory retention interact to shape long-term responses of understories to timber harvest. </w:t>
+      </w:r>
+      <w:r>
+        <w:t>Ecological Applications, 22, 2049–2064</w:t>
+      </w:r>
+    </w:p>
+    <w:p>
+      <w:r>
+        <w:t xml:space="preserve">Koelmeijer, I. A., Ehrlén, J., Jönsson, M., De Frenne, P., Berg, P., Andersson, J., Weibull, H. &amp; Hylander, N. 2022. </w:t>
+      </w:r>
+      <w:r>
+        <w:rPr>
+          <w:i/>
+        </w:rPr>
+        <w:t xml:space="preserve">Interactive effects of drought and edge exposure on old-growth forest understory species. </w:t>
+      </w:r>
+      <w:r>
+        <w:t>Landscape Ecology, 37, sid 1839–1853</w:t>
+      </w:r>
+    </w:p>
+    <w:p>
+      <w:r>
+        <w:t xml:space="preserve">Rudolphi, J., Jönsson, M. T., &amp; Gustafsson, L., 2014. </w:t>
+      </w:r>
+      <w:r>
+        <w:rPr>
+          <w:i/>
+        </w:rPr>
+        <w:t xml:space="preserve">Biological legacies buffer local species extinction after logging. </w:t>
+      </w:r>
+      <w:r>
+        <w:t>Journal of Applied Ecology. 51, 53–62.</w:t>
+      </w:r>
+    </w:p>
+    <w:p>
+      <w:r>
+        <w:t xml:space="preserve">Skogsstyrelsen, 2022. </w:t>
+      </w:r>
+      <w:r>
+        <w:rPr>
+          <w:i/>
+        </w:rPr>
+        <w:t xml:space="preserve">Vägledning för hänsyn till knärot. </w:t>
+      </w:r>
+      <w:r>
+        <w:t>https://www.skogsstyrelsen.se/lag-och-tillsyn/artskydd/vagledningar-och-kunskapsstod-artskydd/vagledning-for-hansyn-till-knarot/</w:t>
+      </w:r>
+    </w:p>
+    <w:p>
+      <w:r>
+        <w:t xml:space="preserve">SLU Artdatabanken, 2021. </w:t>
+      </w:r>
+      <w:r>
+        <w:rPr>
+          <w:i/>
+        </w:rPr>
+        <w:t xml:space="preserve">Artfaktablad. Naturvård – artfakta. </w:t>
+      </w:r>
+      <w:r>
+        <w:t>SLU Artdatabanken, Uppsala</w:t>
+      </w:r>
+    </w:p>
     <w:sectPr>
       <w:headerReference w:type="even" r:id="rId8"/>
       <w:headerReference w:type="default" r:id="rId9"/>
@@ -684,7 +938,7 @@
     <w:r>
       <w:tab/>
       <w:tab/>
-      <w:t>2025-06-30</w:t>
+      <w:t>2025-07-01</w:t>
       <w:br/>
       <w:br/>
     </w:r>

--- a/klagomål/A 24131-2025 FSC-klagomål.docx
+++ b/klagomål/A 24131-2025 FSC-klagomål.docx
@@ -938,7 +938,7 @@
     <w:r>
       <w:tab/>
       <w:tab/>
-      <w:t>2025-07-01</w:t>
+      <w:t>2025-07-02</w:t>
       <w:br/>
       <w:br/>
     </w:r>

--- a/klagomål/A 24131-2025 FSC-klagomål.docx
+++ b/klagomål/A 24131-2025 FSC-klagomål.docx
@@ -938,7 +938,7 @@
     <w:r>
       <w:tab/>
       <w:tab/>
-      <w:t>2025-07-02</w:t>
+      <w:t>2025-07-03</w:t>
       <w:br/>
       <w:br/>
     </w:r>

--- a/klagomål/A 24131-2025 FSC-klagomål.docx
+++ b/klagomål/A 24131-2025 FSC-klagomål.docx
@@ -938,7 +938,7 @@
     <w:r>
       <w:tab/>
       <w:tab/>
-      <w:t>2025-07-03</w:t>
+      <w:t>2025-07-04</w:t>
       <w:br/>
       <w:br/>
     </w:r>

--- a/klagomål/A 24131-2025 FSC-klagomål.docx
+++ b/klagomål/A 24131-2025 FSC-klagomål.docx
@@ -938,7 +938,7 @@
     <w:r>
       <w:tab/>
       <w:tab/>
-      <w:t>2025-07-04</w:t>
+      <w:t>2025-07-05</w:t>
       <w:br/>
       <w:br/>
     </w:r>

--- a/klagomål/A 24131-2025 FSC-klagomål.docx
+++ b/klagomål/A 24131-2025 FSC-klagomål.docx
@@ -938,7 +938,7 @@
     <w:r>
       <w:tab/>
       <w:tab/>
-      <w:t>2025-07-05</w:t>
+      <w:t>2025-07-06</w:t>
       <w:br/>
       <w:br/>
     </w:r>

--- a/klagomål/A 24131-2025 FSC-klagomål.docx
+++ b/klagomål/A 24131-2025 FSC-klagomål.docx
@@ -938,7 +938,7 @@
     <w:r>
       <w:tab/>
       <w:tab/>
-      <w:t>2025-07-06</w:t>
+      <w:t>2025-07-07</w:t>
       <w:br/>
       <w:br/>
     </w:r>

--- a/klagomål/A 24131-2025 FSC-klagomål.docx
+++ b/klagomål/A 24131-2025 FSC-klagomål.docx
@@ -938,7 +938,7 @@
     <w:r>
       <w:tab/>
       <w:tab/>
-      <w:t>2025-07-07</w:t>
+      <w:t>2025-07-08</w:t>
       <w:br/>
       <w:br/>
     </w:r>

--- a/klagomål/A 24131-2025 FSC-klagomål.docx
+++ b/klagomål/A 24131-2025 FSC-klagomål.docx
@@ -938,7 +938,7 @@
     <w:r>
       <w:tab/>
       <w:tab/>
-      <w:t>2025-07-08</w:t>
+      <w:t>2025-07-09</w:t>
       <w:br/>
       <w:br/>
     </w:r>

--- a/klagomål/A 24131-2025 FSC-klagomål.docx
+++ b/klagomål/A 24131-2025 FSC-klagomål.docx
@@ -173,7 +173,7 @@
     </w:p>
     <w:p>
       <w:r>
-        <w:t>Nedan presenteras fynd av naturvårdsarter och fridlysta arter som gjorts i det avverkningsanmälda området, samt relevanta utdrag ur standarderna för FSC, Chain of Custody, Controlled Wood och PEFC. I BILAGA 1 finns artfakta om fridlysta arter.</w:t>
+        <w:t>Nedan presenteras fynd av naturvårdsarter och fridlysta arter som gjorts i det avverkningsanmälda området, samt relevanta utdrag ur standarderna för FSC, Chain of Custody, Controlled Wood och PEFC. I BILAGA 1 finns artfakta om fridlysta och rödlistade arter.</w:t>
       </w:r>
     </w:p>
     <w:p>
@@ -191,7 +191,7 @@
     </w:p>
     <w:p>
       <w:r>
-        <w:t>I avverkningsanmälan har följande 4 naturvårdsarter hittats: knärot (VU, §8), kolflarnlav (NT), mörk kolflarnlav (NT) och vedskivlav (NT). Av dessa är 4 rödlistade. För rödlistade arter har rödlistekategorin angivits inom parentes. För fridlysta arter anges även paragrafen i Artskyddsförordningen som arten är fridlyst enligt.</w:t>
+        <w:t>I avverkningsanmälan har följande 13 naturvårdsarter hittats: knärot (VU, §8), garnlav (NT), kolflarnlav (NT), mörk kolflarnlav (NT), talltita (NT, §4), ullticka (NT), vedskivlav (NT), korallblylav (S), mindre märgborre (S), skinnlav (S), stuplav (S), tjäder (§4) och nattviol (§8). Av dessa är 7 rödlistade. För rödlistade arter har rödlistekategorin angivits inom parentes. Arter som är signalarter enligt Skogsstyrelsen har markerats med (S). För fridlysta arter anges även paragrafen i Artskyddsförordningen som arten är fridlyst enligt.</w:t>
       </w:r>
     </w:p>
     <w:p>
@@ -206,7 +206,7 @@
       <w:r>
         <w:drawing>
           <wp:inline xmlns:a="http://schemas.openxmlformats.org/drawingml/2006/main" xmlns:pic="http://schemas.openxmlformats.org/drawingml/2006/picture">
-            <wp:extent cx="5486400" cy="4200422"/>
+            <wp:extent cx="5486400" cy="4189400"/>
             <wp:docPr id="1" name="Picture 1"/>
             <wp:cNvGraphicFramePr>
               <a:graphicFrameLocks noChangeAspect="1"/>
@@ -227,7 +227,7 @@
                   <pic:spPr>
                     <a:xfrm>
                       <a:off x="0" y="0"/>
-                      <a:ext cx="5486400" cy="4200422"/>
+                      <a:ext cx="5486400" cy="4189400"/>
                     </a:xfrm>
                     <a:prstGeom prst="rect"/>
                   </pic:spPr>
@@ -251,10 +251,52 @@
         <w:rPr>
           <w:b/>
         </w:rPr>
+        <w:t>Garnlav (NT)</w:t>
+      </w:r>
+      <w:r>
+        <w:t xml:space="preserve"> är en utpräglad barrskogsart som ibland kan drapera träden i norrländska grannaturskogar med hög luftfuktighet. Den förekommer även i talldominerade bestånd där den, förutom i trädens grenverk, påträffas hängande över ojämnheter i tallbarken. Arten har minskat starkt i södra och mellersta Sverige och den minskar även i sitt nordliga utbredningsområde. Orsaken till tillbakagången beror främst på slutavverkningar av naturskogsartade skogar. Bestånd med riklig förekomst bör regelmässigt sparas. Garnlav är värdväxt för den mycket sällsynta och akut hotade fjärilen barrskogslavfly (CR) som hör hemma i boreala barrskogar med riklig förekomst av värdväxten. Tidigare kunde arten konstateras årligen på flera platser vid Dala-Floda i Dalarna innan lokalerna kalavverkades. Senaste fyndet i landet av barrskogslavfly är från år 2000 då den påträffades vid Högberget i Sollefteå kommun (SLU Artdatabanken, 2024).</w:t>
+      </w:r>
+    </w:p>
+    <w:p>
+      <w:r>
+        <w:rPr>
+          <w:b/>
+        </w:rPr>
         <w:t>Kolflarnlav (NT)</w:t>
       </w:r>
       <w:r>
         <w:t xml:space="preserve"> är brandberoende och växer nästan uteslutande på kolad hård kärnved av tall. Etableringen verkar ske först 100–300 år efter brand och nytt substrat nybildas i mycket begränsad omfattning. Avverkning av tallskog av naturskogskaraktär med spår av återkommande bränder är ett hot och mängden lämplig ved att växa på för arten minskar dels på grund av naturlig nedbrytning men framförallt på grund av att det förstörs i samband med slutavverkningar, gallringar och markberedning. Såväl kolflarnlav som mörk kolflarnlav har glänsande bålfjäll och förekommer främst i tall- och blandbarrskogar av naturskogskaraktär med spår av återkommande bränder. Skogar som dessa hyser höga biologiska värden och bör skyddas (SLU Artdatabanken, 2024).</w:t>
+      </w:r>
+    </w:p>
+    <w:p>
+      <w:r>
+        <w:rPr>
+          <w:b/>
+        </w:rPr>
+        <w:t>Korallblylav</w:t>
+      </w:r>
+      <w:r>
+        <w:t xml:space="preserve"> växer på bark av asp, ask, rönn, sälg, bok och lönn och signalerar överallt skogsbestånd med höga naturvärden och den följs nästan alltid av andra ovanliga och rödlistade arter. Den indikerar hög och jämn luftfuktighet och växer främst i områden med lång skoglig kontinuitet där det funnits ett ständigt inslag av gamla lövträd (SLU Artdatabanken, 2024; Nitare &amp; Skogsstyrelsen, 2019).</w:t>
+      </w:r>
+    </w:p>
+    <w:p>
+      <w:r>
+        <w:rPr>
+          <w:b/>
+        </w:rPr>
+        <w:t>Mindre märgborre</w:t>
+      </w:r>
+      <w:r>
+        <w:t xml:space="preserve"> är en signalart för tallskog med höga naturvärden och betraktas tillsammans med skarptandad barkborre (NT) som nyckelarter för ett antal sällsynta åtgärdsprogramsarter som är beroende av deras gångsystem. Bland dessa kan nämnas avlång barkborre (VU), </w:t>
+      </w:r>
+      <w:r>
+        <w:rPr>
+          <w:i/>
+        </w:rPr>
+        <w:t>Corticeus longulus</w:t>
+      </w:r>
+      <w:r>
+        <w:t xml:space="preserve"> (VU), tallbarksvartbagge (VU), tallgångbagge (VU) och cholodkovskys bastborre (NT). Den mindre märgborrens måsvingeliknande gnaggångar är lätta att känna igen och hittas ofta på grova tallgrenar på marken. Rika förekomster av främst mindre märgborre men även skarptandad barkborre (NT) är en signal för artrikedom och inventeringar har visat att det är i skogar med en naturlig självgallring som det skapas förutsättningar för dessa arter samt de efterföljande åtgärdsprogramsarterna. Tallskogar med stark förekomst av mindre märgborre och skarptandad barkborre bör avsättas som reservat. Generellt bör hänsyn tas vid slutavverkning av talldominerad skog så att avverkningsrester som gren- och toppdelar lämnas (Pettersson, 2014; Hedgren, 2012; Gunnarsson m fl., 1999).</w:t>
       </w:r>
     </w:p>
     <w:p>
@@ -266,6 +308,66 @@
       </w:r>
       <w:r>
         <w:t xml:space="preserve"> är brandberoende och växer nästan uteslutande på kolad hård kärnved av tall. Arten förekommer främst i glesa, öppna tall- och blandbarrskogar av naturskogskaraktär och etableringen verkar ske sent efter brand, kanske först efter 100–300 år. Mörk kolflarnlav indikerar skog med höga naturvärden och vanligast är att den påträffas på rester av nedbrunna torrakor och högstubbar och lågstubbar som är så grova att hela innandömet är urbränt. Tall- och blandbarrskogar av naturskogskaraktär med spår av återkommande bränder hyser höga biologiska värden och bör skyddas (SLU Artdatabanken, 2024).</w:t>
+      </w:r>
+    </w:p>
+    <w:p>
+      <w:r>
+        <w:rPr>
+          <w:b/>
+        </w:rPr>
+        <w:t xml:space="preserve">Skinnlav </w:t>
+      </w:r>
+      <w:r>
+        <w:t>förekommer på diverse lövträd, främst på gammal asp och sälg. Den påträffas främst i områden med lång kontinuitet av grova lövträd och signalerar skogsmark med höga naturvärden. På lokalerna förekommer som regel ett flertal andra ovanliga eller rödlistade lavar. I likhet med gelélavarna, etablerar sig skinnlaven i skogsmark på grova aspar i sena lövsuccessioner (Nitare &amp; Skogsstyrelsen, 2019).</w:t>
+      </w:r>
+    </w:p>
+    <w:p>
+      <w:r>
+        <w:rPr>
+          <w:b/>
+        </w:rPr>
+        <w:t>Stuplav</w:t>
+      </w:r>
+      <w:r>
+        <w:t xml:space="preserve"> är en mycket bra signalart i hela sitt utbredningsområde och förekommer nästan enbart i skogsmiljöer med höga naturvärden. Den indikerar långvarig förekomst av gamla lövträd och miljöer med konstant hög luftfuktighet. I skogar med suboceaniskt klimat finns det en mycket sällsynt parasit, njurlavsknapp </w:t>
+      </w:r>
+      <w:r>
+        <w:rPr>
+          <w:i/>
+        </w:rPr>
+        <w:t>Pletocarpon nephromeum</w:t>
+      </w:r>
+      <w:r>
+        <w:t xml:space="preserve"> (EN), som växer på stuplav (SLU Artdatabanken, 2024; Nitare &amp; Skogsstyrelsen, 2019).</w:t>
+      </w:r>
+    </w:p>
+    <w:p>
+      <w:r>
+        <w:rPr>
+          <w:b/>
+        </w:rPr>
+        <w:t>Ullticka (NT)</w:t>
+      </w:r>
+      <w:r>
+        <w:t xml:space="preserve"> är knuten till restbestånd av barrnaturskog och förekommer med ett tydligt optimum i orörda eller måttligt påverkade gamla granskogar där det föreligger viss kontinuitet av grov död ved. Ullticka är en bra signalart inom hela sitt utbredningsområde och i södra Sverige är den sällsynt och en god signalart för skyddsvärda granskogsmiljöer. Den hotas av avverkning och fragmentering av naturskog och äldre granskog med lång trädkontinuitet. På ullticka kan ibland ulltickeporing (VU) påträffas - det är en sällsynt ticka som nyligen delats upp i tre olika arter: </w:t>
+      </w:r>
+      <w:r>
+        <w:rPr>
+          <w:i/>
+        </w:rPr>
+        <w:t xml:space="preserve">Skeletocutis brevispora </w:t>
+      </w:r>
+      <w:r>
+        <w:t>(ulltickeporing)</w:t>
+      </w:r>
+      <w:r>
+        <w:rPr>
+          <w:i/>
+        </w:rPr>
+        <w:t>, Skeletocutis delicata och Skeletocutis exilis</w:t>
+      </w:r>
+      <w:r>
+        <w:t>. De två sistnämnda arterna står för närvarande (2020) som ej bedömda i rödlistan (SLU Artdatabanken, 2024; Nitare &amp; Skogsstyrelsen, 2019; Miettinen &amp; Niemelä, 2018).</w:t>
       </w:r>
     </w:p>
     <w:p>
@@ -289,7 +391,21 @@
     </w:p>
     <w:p>
       <w:r>
-        <w:t>Följande fridlysta arter har sina livsmiljöer och växtplatser i den avverkningsanmälda skogen: knärot (VU, §8).</w:t>
+        <w:t>Följande fridlysta arter har sina livsmiljöer och växtplatser i den avverkningsanmälda skogen: knärot (VU, §8), talltita (NT, §4), tjäder (§4) och nattviol (§8).</w:t>
+      </w:r>
+    </w:p>
+    <w:p>
+      <w:r>
+        <w:t xml:space="preserve">Observera att medlemsländerna är skyldiga att agera i enlighet med EU:s fågeldirektiv där det uttryckligen står att direktivet gäller för fåglar samt för deras ägg, bon och </w:t>
+      </w:r>
+      <w:r>
+        <w:rPr>
+          <w:b/>
+        </w:rPr>
+        <w:t xml:space="preserve">livsmiljöer </w:t>
+      </w:r>
+      <w:r>
+        <w:t>(artikel 1). Vidare att de åtgärder som vidtas inte får leda till en försämring av den nuvarande situationen beträffande bevarandet av de fågelarter som avses i artikel 1 (artikel 13). Fågeldirektivet är styrande för tillsynsansvariga myndigheters ärendehantering, ställningstaganden och beslutsfattande.</w:t>
       </w:r>
     </w:p>
     <w:p>
@@ -305,7 +421,7 @@
     </w:p>
     <w:p>
       <w:r>
-        <w:t>I det avverkningsanmälda området finns 1 fyndplatser för knärot registrerade på Artportalen. Figur 2 visar gränserna för buffertzoner på 50 m, som behöver lämnas kring fyndplatserna för att knärotslokalerna inte ska försvinna vid en avverkning. Av det avverkningsanmälda området överlappar 0.26 ha med buffertzonerna och får av detta skäl inte avverkas.</w:t>
+        <w:t>I det avverkningsanmälda området finns 10 fyndplatser för knärot registrerade på Artportalen. Figur 2 visar gränserna för buffertzoner på 50 m, som behöver lämnas kring fyndplatserna för att knärotslokalerna inte ska försvinna vid en avverkning. Av det avverkningsanmälda området överlappar 2.35 ha med buffertzonerna och får av detta skäl inte avverkas.</w:t>
       </w:r>
     </w:p>
     <w:p>
@@ -362,6 +478,17 @@
     </w:p>
     <w:p>
       <w:r>
+        <w:rPr>
+          <w:b/>
+        </w:rPr>
+        <w:t>Talltita (NT, §4)</w:t>
+      </w:r>
+      <w:r>
+        <w:t>, rödlistad som nära hotad och prioriterad art i Skogsvårdslagen har häckningsrevir i anmälan. Arten har minskat kraftigt de senaste 30 åren och minskningstakten innevarande 10-årsperiod beräknas till 20 (10–30) %. Talltitan är synnerligen trogen sitt cirka 15 hektar stora revir och är beroende av flerskiktade olikåldriga skogar för att kunna föda upp sina ungar. Talltitan försvinner om dess livsmiljö kalavverkas (Eggers &amp; Low (2014); Ekman (1979); Griesser et al (2007); Klein (2020); Siffczyk et al (2003); SLU Artdatabanken (2021).</w:t>
+      </w:r>
+    </w:p>
+    <w:p>
+      <w:r>
         <w:t>I BILAGA 1 finns mer detaljerad information om ekologi samt krav på livsmiljö hos fridlysta arter.</w:t>
       </w:r>
     </w:p>
@@ -417,6 +544,22 @@
       <w:r>
         <w:t>I den avverkningsanmälda skogen har fridlysta arter sina livsmiljöer och växtplatser. Att skada de fridlysta arternas livsmiljöer, växtplatser eller ekologiska funktion är inte tillåtet enligt artskyddsförordningen.</w:t>
       </w:r>
+      <w:r>
+        <w:rPr>
+          <w:i/>
+        </w:rPr>
+        <w:t xml:space="preserve"> EU:s medlemsländer och skogsbolag är skyldiga att agera i enlighet med EU:s fågeldirektiv där det uttryckligen står att direktivet gäller för fåglar samt för deras ägg, bon och </w:t>
+      </w:r>
+      <w:r>
+        <w:rPr>
+          <w:b/>
+          <w:i/>
+        </w:rPr>
+        <w:t xml:space="preserve">livsmiljöer </w:t>
+      </w:r>
+      <w:r>
+        <w:t>(artikel 1). Vidare att de åtgärder som vidtas inte får leda till en försämring av den nuvarande situationen beträffande bevarandet av de fågelarter som avses i artikel 1 (artikel 13).</w:t>
+      </w:r>
     </w:p>
     <w:p>
       <w:r>
@@ -455,7 +598,7 @@
         <w:rPr>
           <w:i/>
         </w:rPr>
-        <w:t>I det avverkningsanmälda skogsområdet har 4 naturvårdsarter varav 4 rödlistade arter sina livsmiljöer och växtplatser.</w:t>
+        <w:t>I det avverkningsanmälda skogsområdet har 13 naturvårdsarter varav 7 rödlistade arter sina livsmiljöer och växtplatser.</w:t>
       </w:r>
     </w:p>
     <w:p>
@@ -652,7 +795,9 @@
         <w:pStyle w:val="Title"/>
       </w:pPr>
       <w:r>
-        <w:t>BILAGA 1 – Fridlysta arter</w:t>
+        <w:t>BILAGA 1 –</w:t>
+        <w:br/>
+        <w:t>Fridlysta och rödlistade arter</w:t>
       </w:r>
     </w:p>
     <w:p>
@@ -808,6 +953,337 @@
       </w:r>
       <w:r>
         <w:t>SLU Artdatabanken, Uppsala</w:t>
+      </w:r>
+    </w:p>
+    <w:p>
+      <w:pPr>
+        <w:pStyle w:val="Heading1"/>
+      </w:pPr>
+      <w:r>
+        <w:t>Mindre märgborre – ekologi samt krav på livsmiljön</w:t>
+      </w:r>
+    </w:p>
+    <w:p>
+      <w:r>
+        <w:t xml:space="preserve">Mindre märgborre är en signalart för tallskog med höga naturvärden och kan lätt konstateras genom sina karaktäristiska måsvingeliknande gnagspår som ofta hittas på grova tallgrenar på marken. Mindre märgborre betraktas tillsammans med skarptandad barkborre (NT) som nyckelarter, eftersom en rad sällsynta efterföljande arter är beroende av deras gångsystem. Bland dessa kan nämnas åtgärdsprogramsarterna avlång barkborre (VU), </w:t>
+      </w:r>
+      <w:r>
+        <w:rPr>
+          <w:i/>
+        </w:rPr>
+        <w:t>Corticeus longulus</w:t>
+      </w:r>
+      <w:r>
+        <w:t xml:space="preserve"> (VU), tallbarksvartbagge (VU), tallgångbagge (VU) och cholodkovskys bastborre (NT) (Pettersson, 2014; Gunnarsson m fl., 1999).</w:t>
+      </w:r>
+    </w:p>
+    <w:p>
+      <w:r>
+        <w:t>Tallskogar tillhör de livsmiljöer som förändrats i stor skala, där många kvadratmil har omvandlats till unga produktionsskogar. I sådana skogar saknas förutsättningar för de ovannämnda sällsynta barkborrarna och alltmer kunskap tyder på att skogsbrukets omvandling av skogslandskapet, missgynnar åtgärdsprogrammets arter även inne i skyddade områden (Hedgren, 2012; Hedgren m.fl., 2010; Wikars m.fl., 2010; Wikars, 2009). Orsaken är sannolikt att dagens intensiva skogsbruk trivialiserar faunan på nydöda träd. Detta sker genom att generalister förökas upp i sådan grad i den brukade skogen att dessa även kommer att dominera i de för hållandevis små och fragmenterade områden som avsätts för naturvård (Appelqvist, 2005; Janzen, 1983; Ås, 1999).</w:t>
+      </w:r>
+    </w:p>
+    <w:p>
+      <w:r>
+        <w:t>Ett tydligt exempel på en generalist som gynnas av dagens skogsbruk är större märgborre på nydöd tall. Denna utvecklas förutom i vindfällen gärna i avverkningsavfall, inklusive avverkningsstubbar och röjningsstammar. Därmed har den större märgborren möjlighet att upprätthålla stora och stabila populationer på huvuddelen av landets skogsmark, vilket leder till en trivialisering av faunan. Större märgborre inverkar sannolikt direkt negativt på arter som tolvtandad barkborre (EN) och avlång barkborre (VU), och indirekt på de som är gynnade av blånadssvampar, dvs. följearter till framförallt mindre märgborre och skarptandad barkborre (NT). De barkborrar som missgynnas av större märgborre är i mycket högre grad gynnade av tallar som dör genom självgallring, dvs. i normalfallet skog som inte används till skogsproduktion (Pettersson, 2014; Wikars, skriftl.).</w:t>
+      </w:r>
+    </w:p>
+    <w:p>
+      <w:r>
+        <w:t>Rika förekomster av främst mindre märgborre men även skarptandad barkborre (NT) är en signal för artrikedom och inventeringar har visat att det är i skogar med en naturlig självgallring som det skapas förutsättningar för dessa arter samt de efterföljande åtgärdsprogramsarterna (Pettersson, 2014; Hedgren, 2012). Tallskogar med stark förekomst av mindre märgborre och skarptandad barkborre bör avsättas som reservat. Generellt bör hänsyn tas vid slutavverkning av talldominerad skog så att avverkningsrester som gren- och toppdelar (s.k. GROT) lämnas (Pettersson, 2014).</w:t>
+      </w:r>
+    </w:p>
+    <w:p>
+      <w:pPr>
+        <w:pStyle w:val="Heading2"/>
+      </w:pPr>
+      <w:r>
+        <w:t>Referenser – mindre märgborre</w:t>
+      </w:r>
+    </w:p>
+    <w:p>
+      <w:r>
+        <w:t xml:space="preserve">Appelqvist, T., 2005. </w:t>
+      </w:r>
+      <w:r>
+        <w:rPr>
+          <w:i/>
+        </w:rPr>
+        <w:t>Naturvårdsbiologisk forskning. Underlag för områdesskydd i landskapet.</w:t>
+      </w:r>
+      <w:r>
+        <w:t xml:space="preserve"> Naturvårdsverket, Rapport 5452.</w:t>
+      </w:r>
+    </w:p>
+    <w:p>
+      <w:r>
+        <w:t xml:space="preserve">Gunnarsson, B., Pettersson, R. B., Hake, M. och Hultengren, S. &amp; Sjöberg, K., 1999. </w:t>
+      </w:r>
+      <w:r>
+        <w:rPr>
+          <w:i/>
+        </w:rPr>
+        <w:t xml:space="preserve">Spindlar och skalbaggar som indikatorer i barrskog. </w:t>
+      </w:r>
+      <w:r>
+        <w:t>Skog &amp; Forskning, Nr. 2/99, s. 46–51.</w:t>
+      </w:r>
+    </w:p>
+    <w:p>
+      <w:r>
+        <w:t xml:space="preserve">Hedgren, O., 2012. </w:t>
+      </w:r>
+      <w:r>
+        <w:rPr>
+          <w:i/>
+        </w:rPr>
+        <w:t>Hotade insekter på tallved i Dalarna.</w:t>
+      </w:r>
+      <w:r>
+        <w:t xml:space="preserve"> Länsstyrelsen Dalarna, Naturvårdsenheten. Rapport 2012:16.</w:t>
+      </w:r>
+    </w:p>
+    <w:p>
+      <w:r>
+        <w:t xml:space="preserve">Hedgren, O. 2010. </w:t>
+      </w:r>
+      <w:r>
+        <w:rPr>
+          <w:i/>
+        </w:rPr>
+        <w:t>Vedinsekter i tallskog och på brandfält i Värmland.</w:t>
+      </w:r>
+      <w:r>
+        <w:t xml:space="preserve"> Länsstyrelsen Värmland, Stencil, 39 s.</w:t>
+      </w:r>
+    </w:p>
+    <w:p>
+      <w:r>
+        <w:t xml:space="preserve">Janzen, D. H., 1983. </w:t>
+      </w:r>
+      <w:r>
+        <w:rPr>
+          <w:i/>
+        </w:rPr>
+        <w:t>No park is an island: Increase in interference from outside as park size decreases</w:t>
+      </w:r>
+      <w:r>
+        <w:t>. Oikos 41: 402–410.</w:t>
+      </w:r>
+    </w:p>
+    <w:p>
+      <w:r>
+        <w:t xml:space="preserve">Jonsell, M., Weslien, J. &amp; Ehn ström, B., 1998. </w:t>
+      </w:r>
+      <w:r>
+        <w:rPr>
+          <w:i/>
+        </w:rPr>
+        <w:t>Substrate requirements of red-listed saproxylic invertebrates in Sweden</w:t>
+      </w:r>
+      <w:r>
+        <w:t>. Biodiversity and Conserv. 7: 749–764.</w:t>
+      </w:r>
+    </w:p>
+    <w:p>
+      <w:r>
+        <w:t xml:space="preserve">Pettersson, R. B., 2014). </w:t>
+      </w:r>
+      <w:r>
+        <w:rPr>
+          <w:i/>
+        </w:rPr>
+        <w:t>Åtgärdsprogram för skalbaggar på nyligen död tall, 2014–2018.</w:t>
+      </w:r>
+      <w:r>
+        <w:t xml:space="preserve"> Rapport 6599. Bromma: Naturvårdsverket.</w:t>
+      </w:r>
+    </w:p>
+    <w:p>
+      <w:r>
+        <w:t xml:space="preserve">Wikars, L.-O., Hansson, J. &amp; Hedgren, O., 2010. </w:t>
+      </w:r>
+      <w:r>
+        <w:rPr>
+          <w:i/>
+        </w:rPr>
+        <w:t>Inventering av vedlevande skalbaggar – tallskogar i Örebro län.</w:t>
+      </w:r>
+      <w:r>
+        <w:t xml:space="preserve"> Länsstyrelsen i Örebro län, publ.nr. 2010:2.</w:t>
+      </w:r>
+    </w:p>
+    <w:p>
+      <w:r>
+        <w:t xml:space="preserve">Wikars, L.-O., 2009. </w:t>
+      </w:r>
+      <w:r>
+        <w:rPr>
+          <w:i/>
+        </w:rPr>
+        <w:t>Vedskalbaggar i Hamra nationalpark, Gävleborgs län.</w:t>
+      </w:r>
+      <w:r>
+        <w:t xml:space="preserve"> Länsstyrelsen Gävleborg, Rapport 2009:14.</w:t>
+      </w:r>
+    </w:p>
+    <w:p>
+      <w:pPr>
+        <w:pStyle w:val="Heading1"/>
+      </w:pPr>
+      <w:r>
+        <w:t>Talltita – ekologi samt krav på livsmiljön</w:t>
+      </w:r>
+    </w:p>
+    <w:p>
+      <w:r>
+        <w:t>Talltita är rödlistad som NT, fridlyst och prioriterad art i Skogsvårdslagen. Den omfattas av EU:s fågeldirektiv. Arten har minskat kraftigt de senaste 30 åren och minskningstakten innevarande 10-årsperiod beräknas till 20 (10–30) % (SLU Artdatabanken, 2022).</w:t>
+      </w:r>
+    </w:p>
+    <w:p>
+      <w:r>
+        <w:t>Talltita föredrar större sammanhängande barrskogar, och finns såväl i tallskog som granskog och i lövblandad barrskog. Skogens struktur är viktig och ska helst vara flerskiktad med riklig underväxt av mindre granar, björk och andra lövträd och buskar. Tillgång på murknande högstubbar är särskilt viktig, eftersom talltitan helst själv hackar ut sitt bohål (SLU Artdatabanken, 2022).</w:t>
+      </w:r>
+    </w:p>
+    <w:p>
+      <w:r>
+        <w:t>Det finns flera studier som visar att talltita är känslig för gallring och inte överlever när dess livsmiljö kalavverkas (Eggers and Low, 2014; Griesser et al., 2007; Klein, 2020). Talltitans revir är förhållandevis stora, 10–20 hektar och arten missgynnas när skogen fragmenteras. Kalavverkning av större delar av reviret innebär att det överges (Artdatabanken, 2021).</w:t>
+      </w:r>
+    </w:p>
+    <w:p>
+      <w:r>
+        <w:t>Talltitan är synnerligen trogen sitt revir så länge paret lever och biotopen förblir intakt. Paret stannar i sitt revir året om. En förlust av ett revir har därför en stor inverkan på den lokala populationen och trakthyggesbruket anses vara orsak till den svenska populationens kraftiga minskning. Talltiteparets revirtrohet innebär att närhelst under året man observerar en adult talltita så ingår denna plats i reviret (Siffczyk et al., 2003; Ekman, 1979).</w:t>
+      </w:r>
+    </w:p>
+    <w:p>
+      <w:pPr>
+        <w:pStyle w:val="Heading2"/>
+      </w:pPr>
+      <w:r>
+        <w:t>Referenser – talltita</w:t>
+      </w:r>
+    </w:p>
+    <w:p>
+      <w:r>
+        <w:t xml:space="preserve">Eggers, S., Low, M., 2014. </w:t>
+      </w:r>
+      <w:r>
+        <w:rPr>
+          <w:i/>
+        </w:rPr>
+        <w:t xml:space="preserve">Differential demographic responses of sympatric Parids to vegetation management in boreal forest. </w:t>
+      </w:r>
+      <w:r>
+        <w:t>For. Ecol. Manage. 319, 169–175.</w:t>
+      </w:r>
+    </w:p>
+    <w:p>
+      <w:r>
+        <w:t xml:space="preserve">Ekman, J., 1979. </w:t>
+      </w:r>
+      <w:r>
+        <w:rPr>
+          <w:i/>
+        </w:rPr>
+        <w:t xml:space="preserve">Coherence, composition and territories of winter social groups of the Willow Tit Parus montanus and the Crested Tit P. cristatus. </w:t>
+      </w:r>
+      <w:r>
+        <w:t>Ornis Scandinavica, 10, pp 56–68</w:t>
+      </w:r>
+    </w:p>
+    <w:p>
+      <w:r>
+        <w:t xml:space="preserve">Griesser, M., Nystrand, M., Eggers, S., Ekman, J., 2007. </w:t>
+      </w:r>
+      <w:r>
+        <w:rPr>
+          <w:i/>
+        </w:rPr>
+        <w:t xml:space="preserve">Impact of forestry practices on fitness correlates and population productivity in an open-nesting bird species. </w:t>
+      </w:r>
+      <w:r>
+        <w:t>Conserv. Biol. 21, 767–774. https://doi.org/10.1111/j.1523- 1739.2007.00675.x</w:t>
+      </w:r>
+    </w:p>
+    <w:p>
+      <w:r>
+        <w:t xml:space="preserve">Klein, J., 2020. </w:t>
+      </w:r>
+      <w:r>
+        <w:rPr>
+          <w:i/>
+        </w:rPr>
+        <w:t xml:space="preserve">The forgotten forest – On thinning, retention, and biodiversity in the boreal forest. </w:t>
+      </w:r>
+      <w:r>
+        <w:t>Doctoral Thesis No. 2020:50</w:t>
+      </w:r>
+    </w:p>
+    <w:p>
+      <w:r>
+        <w:t xml:space="preserve">Siffczyk, C., Brotons, L., Kangas, K., Orell, M., 2003. </w:t>
+      </w:r>
+      <w:r>
+        <w:rPr>
+          <w:i/>
+        </w:rPr>
+        <w:t xml:space="preserve">Home range size of willow tits. </w:t>
+      </w:r>
+      <w:r>
+        <w:t>Oecologica, 136, 635–642 (2003)</w:t>
+      </w:r>
+    </w:p>
+    <w:p>
+      <w:r>
+        <w:t xml:space="preserve">SLU Artdatabanken, 2021. </w:t>
+      </w:r>
+      <w:r>
+        <w:rPr>
+          <w:i/>
+        </w:rPr>
+        <w:t xml:space="preserve">Artfaktablad. Naturvård – artfakta. </w:t>
+      </w:r>
+      <w:r>
+        <w:t>SLU Artdatabanken, Uppsala</w:t>
+      </w:r>
+    </w:p>
+    <w:p>
+      <w:pPr>
+        <w:pStyle w:val="Heading1"/>
+      </w:pPr>
+      <w:r>
+        <w:t>Tjäder – ekologi samt krav på livsmiljön</w:t>
+      </w:r>
+    </w:p>
+    <w:p>
+      <w:r>
+        <w:t>Tjäder (§4) är en utpräglad skogsfågel knuten till större sammanhängande barrskogsområden. Tupparna och hönorna utnyttjar till viss del olika miljöer, och habitatvalet varierar dessutom mellan olika delar av året. För att det ska finnas livskraftiga tjäderbestånd krävs funktionella skogslandskap med en blandning av uppvuxen, gles och luckig skog, täta sumpskogar, myrar och andra små våtmarker (Skogsstyrelsen, 2019).</w:t>
+      </w:r>
+    </w:p>
+    <w:p>
+      <w:r>
+        <w:t>Arten försvinner när skogen fragmenteras och den sammanlagda arealen hyggen och andra öppna områden blir för stor. Ett småskaligt och försiktigt virkesuttag genom hyggesfria metoder kan i vissa fall vara möjligt i området inom 200 m från lekcentrum. Längre ut från lekcentrum, inom 200–500 m bör den avverkade ytan inte överskrida 1 hektar för att undvika alltför stora och snabba förändringar (Skogsstyrelsen, 2019).</w:t>
+      </w:r>
+    </w:p>
+    <w:p>
+      <w:pPr>
+        <w:pStyle w:val="Heading2"/>
+      </w:pPr>
+      <w:r>
+        <w:t>Referenser – tjäder</w:t>
+      </w:r>
+    </w:p>
+    <w:p>
+      <w:r>
+        <w:t xml:space="preserve">Skogsstyrelsen, 2019. </w:t>
+      </w:r>
+      <w:r>
+        <w:rPr>
+          <w:i/>
+        </w:rPr>
+        <w:t xml:space="preserve">Vägledning för hänsyn till fåglar – tjäder. </w:t>
+      </w:r>
+      <w:r>
+        <w:t>https://www.skogsstyrelsen.se/globalassets/lag-och-tillsyn/artskydd/vagledningar-for-hansyn-till-faglar/tjader-vagledning-hansyn2.pdf</w:t>
       </w:r>
     </w:p>
     <w:sectPr>
@@ -938,7 +1414,7 @@
     <w:r>
       <w:tab/>
       <w:tab/>
-      <w:t>2025-07-09</w:t>
+      <w:t>2025-07-11</w:t>
       <w:br/>
       <w:br/>
     </w:r>

--- a/klagomål/A 24131-2025 FSC-klagomål.docx
+++ b/klagomål/A 24131-2025 FSC-klagomål.docx
@@ -1414,7 +1414,7 @@
     <w:r>
       <w:tab/>
       <w:tab/>
-      <w:t>2025-07-11</w:t>
+      <w:t>2025-07-12</w:t>
       <w:br/>
       <w:br/>
     </w:r>

--- a/klagomål/A 24131-2025 FSC-klagomål.docx
+++ b/klagomål/A 24131-2025 FSC-klagomål.docx
@@ -1414,7 +1414,7 @@
     <w:r>
       <w:tab/>
       <w:tab/>
-      <w:t>2025-07-12</w:t>
+      <w:t>2025-07-13</w:t>
       <w:br/>
       <w:br/>
     </w:r>

--- a/klagomål/A 24131-2025 FSC-klagomål.docx
+++ b/klagomål/A 24131-2025 FSC-klagomål.docx
@@ -1414,7 +1414,7 @@
     <w:r>
       <w:tab/>
       <w:tab/>
-      <w:t>2025-07-13</w:t>
+      <w:t>2025-07-14</w:t>
       <w:br/>
       <w:br/>
     </w:r>

--- a/klagomål/A 24131-2025 FSC-klagomål.docx
+++ b/klagomål/A 24131-2025 FSC-klagomål.docx
@@ -1452,7 +1452,7 @@
     <w:r>
       <w:tab/>
       <w:tab/>
-      <w:t>2025-08-06</w:t>
+      <w:t>2025-08-09</w:t>
       <w:br/>
       <w:br/>
     </w:r>

--- a/klagomål/A 24131-2025 FSC-klagomål.docx
+++ b/klagomål/A 24131-2025 FSC-klagomål.docx
@@ -168,7 +168,7 @@
     </w:p>
     <w:p>
       <w:r>
-        <w:t>Detta dokument behandlar höga naturvärden i avverkningsanmälan A 24131-2025 i Mora kommun. Denna avverkningsanmälan inkom 2025-05-19 och omfattar 8,6 ha.</w:t>
+        <w:t>Detta dokument behandlar höga naturvärden i avverkningsanmälan A 24131-2025 i Mora kommun. Denna avverkningsanmälan inkom 2025-05-19 15:14:52 och omfattar 8,6 ha.</w:t>
       </w:r>
     </w:p>
     <w:p>

--- a/klagomål/A 24131-2025 FSC-klagomål.docx
+++ b/klagomål/A 24131-2025 FSC-klagomål.docx
@@ -1452,7 +1452,7 @@
     <w:r>
       <w:tab/>
       <w:tab/>
-      <w:t>2025-08-09</w:t>
+      <w:t>2025-08-10</w:t>
       <w:br/>
       <w:br/>
     </w:r>

--- a/klagomål/A 24131-2025 FSC-klagomål.docx
+++ b/klagomål/A 24131-2025 FSC-klagomål.docx
@@ -1452,7 +1452,7 @@
     <w:r>
       <w:tab/>
       <w:tab/>
-      <w:t>2025-08-10</w:t>
+      <w:t>2025-08-11</w:t>
       <w:br/>
       <w:br/>
     </w:r>

--- a/klagomål/A 24131-2025 FSC-klagomål.docx
+++ b/klagomål/A 24131-2025 FSC-klagomål.docx
@@ -1452,7 +1452,7 @@
     <w:r>
       <w:tab/>
       <w:tab/>
-      <w:t>2025-08-11</w:t>
+      <w:t>2025-08-12</w:t>
       <w:br/>
       <w:br/>
     </w:r>

--- a/klagomål/A 24131-2025 FSC-klagomål.docx
+++ b/klagomål/A 24131-2025 FSC-klagomål.docx
@@ -1452,7 +1452,7 @@
     <w:r>
       <w:tab/>
       <w:tab/>
-      <w:t>2025-08-12</w:t>
+      <w:t>2025-08-13</w:t>
       <w:br/>
       <w:br/>
     </w:r>

--- a/klagomål/A 24131-2025 FSC-klagomål.docx
+++ b/klagomål/A 24131-2025 FSC-klagomål.docx
@@ -1452,7 +1452,7 @@
     <w:r>
       <w:tab/>
       <w:tab/>
-      <w:t>2025-08-13</w:t>
+      <w:t>2025-08-14</w:t>
       <w:br/>
       <w:br/>
     </w:r>

--- a/klagomål/A 24131-2025 FSC-klagomål.docx
+++ b/klagomål/A 24131-2025 FSC-klagomål.docx
@@ -1452,7 +1452,7 @@
     <w:r>
       <w:tab/>
       <w:tab/>
-      <w:t>2025-08-14</w:t>
+      <w:t>2025-08-15</w:t>
       <w:br/>
       <w:br/>
     </w:r>

--- a/klagomål/A 24131-2025 FSC-klagomål.docx
+++ b/klagomål/A 24131-2025 FSC-klagomål.docx
@@ -1452,7 +1452,7 @@
     <w:r>
       <w:tab/>
       <w:tab/>
-      <w:t>2025-08-15</w:t>
+      <w:t>2025-08-16</w:t>
       <w:br/>
       <w:br/>
     </w:r>

--- a/klagomål/A 24131-2025 FSC-klagomål.docx
+++ b/klagomål/A 24131-2025 FSC-klagomål.docx
@@ -1452,7 +1452,7 @@
     <w:r>
       <w:tab/>
       <w:tab/>
-      <w:t>2025-08-16</w:t>
+      <w:t>2025-08-17</w:t>
       <w:br/>
       <w:br/>
     </w:r>

--- a/klagomål/A 24131-2025 FSC-klagomål.docx
+++ b/klagomål/A 24131-2025 FSC-klagomål.docx
@@ -1452,7 +1452,7 @@
     <w:r>
       <w:tab/>
       <w:tab/>
-      <w:t>2025-08-17</w:t>
+      <w:t>2025-08-18</w:t>
       <w:br/>
       <w:br/>
     </w:r>

--- a/klagomål/A 24131-2025 FSC-klagomål.docx
+++ b/klagomål/A 24131-2025 FSC-klagomål.docx
@@ -1452,7 +1452,7 @@
     <w:r>
       <w:tab/>
       <w:tab/>
-      <w:t>2025-08-18</w:t>
+      <w:t>2025-08-19</w:t>
       <w:br/>
       <w:br/>
     </w:r>

--- a/klagomål/A 24131-2025 FSC-klagomål.docx
+++ b/klagomål/A 24131-2025 FSC-klagomål.docx
@@ -1452,7 +1452,7 @@
     <w:r>
       <w:tab/>
       <w:tab/>
-      <w:t>2025-08-19</w:t>
+      <w:t>2025-08-20</w:t>
       <w:br/>
       <w:br/>
     </w:r>

--- a/klagomål/A 24131-2025 FSC-klagomål.docx
+++ b/klagomål/A 24131-2025 FSC-klagomål.docx
@@ -1452,7 +1452,7 @@
     <w:r>
       <w:tab/>
       <w:tab/>
-      <w:t>2025-08-20</w:t>
+      <w:t>2025-08-21</w:t>
       <w:br/>
       <w:br/>
     </w:r>

--- a/klagomål/A 24131-2025 FSC-klagomål.docx
+++ b/klagomål/A 24131-2025 FSC-klagomål.docx
@@ -1452,7 +1452,7 @@
     <w:r>
       <w:tab/>
       <w:tab/>
-      <w:t>2025-08-21</w:t>
+      <w:t>2025-08-22</w:t>
       <w:br/>
       <w:br/>
     </w:r>

--- a/klagomål/A 24131-2025 FSC-klagomål.docx
+++ b/klagomål/A 24131-2025 FSC-klagomål.docx
@@ -1452,7 +1452,7 @@
     <w:r>
       <w:tab/>
       <w:tab/>
-      <w:t>2025-08-22</w:t>
+      <w:t>2025-08-23</w:t>
       <w:br/>
       <w:br/>
     </w:r>

--- a/klagomål/A 24131-2025 FSC-klagomål.docx
+++ b/klagomål/A 24131-2025 FSC-klagomål.docx
@@ -1452,7 +1452,7 @@
     <w:r>
       <w:tab/>
       <w:tab/>
-      <w:t>2025-08-23</w:t>
+      <w:t>2025-08-24</w:t>
       <w:br/>
       <w:br/>
     </w:r>

--- a/klagomål/A 24131-2025 FSC-klagomål.docx
+++ b/klagomål/A 24131-2025 FSC-klagomål.docx
@@ -1452,7 +1452,7 @@
     <w:r>
       <w:tab/>
       <w:tab/>
-      <w:t>2025-08-24</w:t>
+      <w:t>2025-08-25</w:t>
       <w:br/>
       <w:br/>
     </w:r>

--- a/klagomål/A 24131-2025 FSC-klagomål.docx
+++ b/klagomål/A 24131-2025 FSC-klagomål.docx
@@ -1452,7 +1452,7 @@
     <w:r>
       <w:tab/>
       <w:tab/>
-      <w:t>2025-08-25</w:t>
+      <w:t>2025-08-26</w:t>
       <w:br/>
       <w:br/>
     </w:r>

--- a/klagomål/A 24131-2025 FSC-klagomål.docx
+++ b/klagomål/A 24131-2025 FSC-klagomål.docx
@@ -1452,7 +1452,7 @@
     <w:r>
       <w:tab/>
       <w:tab/>
-      <w:t>2025-08-26</w:t>
+      <w:t>2025-08-30</w:t>
       <w:br/>
       <w:br/>
     </w:r>

--- a/klagomål/A 24131-2025 FSC-klagomål.docx
+++ b/klagomål/A 24131-2025 FSC-klagomål.docx
@@ -1452,7 +1452,7 @@
     <w:r>
       <w:tab/>
       <w:tab/>
-      <w:t>2025-08-30</w:t>
+      <w:t>2025-08-31</w:t>
       <w:br/>
       <w:br/>
     </w:r>

--- a/klagomål/A 24131-2025 FSC-klagomål.docx
+++ b/klagomål/A 24131-2025 FSC-klagomål.docx
@@ -1452,7 +1452,7 @@
     <w:r>
       <w:tab/>
       <w:tab/>
-      <w:t>2025-08-31</w:t>
+      <w:t>2025-09-01</w:t>
       <w:br/>
       <w:br/>
     </w:r>

--- a/klagomål/A 24131-2025 FSC-klagomål.docx
+++ b/klagomål/A 24131-2025 FSC-klagomål.docx
@@ -1452,7 +1452,7 @@
     <w:r>
       <w:tab/>
       <w:tab/>
-      <w:t>2025-09-01</w:t>
+      <w:t>2025-09-04</w:t>
       <w:br/>
       <w:br/>
     </w:r>

--- a/klagomål/A 24131-2025 FSC-klagomål.docx
+++ b/klagomål/A 24131-2025 FSC-klagomål.docx
@@ -1452,7 +1452,7 @@
     <w:r>
       <w:tab/>
       <w:tab/>
-      <w:t>2025-09-04</w:t>
+      <w:t>2025-09-05</w:t>
       <w:br/>
       <w:br/>
     </w:r>

--- a/klagomål/A 24131-2025 FSC-klagomål.docx
+++ b/klagomål/A 24131-2025 FSC-klagomål.docx
@@ -1452,7 +1452,7 @@
     <w:r>
       <w:tab/>
       <w:tab/>
-      <w:t>2025-09-05</w:t>
+      <w:t>2025-09-07</w:t>
       <w:br/>
       <w:br/>
     </w:r>

--- a/klagomål/A 24131-2025 FSC-klagomål.docx
+++ b/klagomål/A 24131-2025 FSC-klagomål.docx
@@ -1452,7 +1452,7 @@
     <w:r>
       <w:tab/>
       <w:tab/>
-      <w:t>2025-09-07</w:t>
+      <w:t>2025-09-08</w:t>
       <w:br/>
       <w:br/>
     </w:r>

--- a/klagomål/A 24131-2025 FSC-klagomål.docx
+++ b/klagomål/A 24131-2025 FSC-klagomål.docx
@@ -1452,7 +1452,7 @@
     <w:r>
       <w:tab/>
       <w:tab/>
-      <w:t>2025-09-08</w:t>
+      <w:t>2025-09-10</w:t>
       <w:br/>
       <w:br/>
     </w:r>

--- a/klagomål/A 24131-2025 FSC-klagomål.docx
+++ b/klagomål/A 24131-2025 FSC-klagomål.docx
@@ -1452,7 +1452,7 @@
     <w:r>
       <w:tab/>
       <w:tab/>
-      <w:t>2025-09-10</w:t>
+      <w:t>2025-09-11</w:t>
       <w:br/>
       <w:br/>
     </w:r>

--- a/klagomål/A 24131-2025 FSC-klagomål.docx
+++ b/klagomål/A 24131-2025 FSC-klagomål.docx
@@ -1452,7 +1452,7 @@
     <w:r>
       <w:tab/>
       <w:tab/>
-      <w:t>2025-09-11</w:t>
+      <w:t>2025-09-12</w:t>
       <w:br/>
       <w:br/>
     </w:r>

--- a/klagomål/A 24131-2025 FSC-klagomål.docx
+++ b/klagomål/A 24131-2025 FSC-klagomål.docx
@@ -1452,7 +1452,7 @@
     <w:r>
       <w:tab/>
       <w:tab/>
-      <w:t>2025-09-12</w:t>
+      <w:t>2025-09-13</w:t>
       <w:br/>
       <w:br/>
     </w:r>

--- a/klagomål/A 24131-2025 FSC-klagomål.docx
+++ b/klagomål/A 24131-2025 FSC-klagomål.docx
@@ -1452,7 +1452,7 @@
     <w:r>
       <w:tab/>
       <w:tab/>
-      <w:t>2025-09-13</w:t>
+      <w:t>2025-09-14</w:t>
       <w:br/>
       <w:br/>
     </w:r>

--- a/klagomål/A 24131-2025 FSC-klagomål.docx
+++ b/klagomål/A 24131-2025 FSC-klagomål.docx
@@ -416,7 +416,25 @@
         <w:t>Knärot (VU, §8)</w:t>
       </w:r>
       <w:r>
-        <w:t xml:space="preserve"> är rödlistad som sårbar och fridlyst enligt 8§ artskyddsförordningen. En nyligen genomförd analys av 79 floraväktarlokaler indikerar att det behövs någonstans mellan 100 och 150 meters skyddszon för att en knärotspopulation inte ska dö ut på lång sikt (Sebestyén &amp; Sundberg, 2025). Detta ligger väl i linje med tidigare genomförda studier som visar att det krävs väl tilltagna buffertzoner för att knäroten inte ska ta skada av skogsbruksåtgärder i intilliggande skog (Johnson, 2014; Koelmeijer m.fl., 2022; Skogsstyrelsen, 2022). Arten är även känslig för gallring vilket framgår av Skogsstyrelsens egen vägledning för hänsyn till knärot (Skogsstyrelsen, 2022). För rika förekomster av knärot är reservatsbildning eller biotopskydd lämpliga åtgärder för att skydda den (SLU Artdatabanken, 2024).</w:t>
+        <w:t xml:space="preserve"> är rödlistad som sårbar och fridlyst enligt 8§ artskyddsförordningen. En nyligen genomförd analys av 79 floraväktarlokaler indikerar att det behövs någonstans mellan 100 och 150 meters skyddszon för att en knärotspopulation inte ska dö ut på lång sikt (Sebestyén &amp; Sundberg, 2025). Detta ligger väl i linje med tidigare genomförda studier som visar att det krävs väl tilltagna buffertzoner för att knäroten inte ska ta skada av skogsbruksåtgärder i intilliggande skog (Johnson, 2014; Koelmeijer m.fl., 2022; Skogsstyrelsen, 2022). Arten är även känslig för gallring vilket framgår av Skogsstyrelsens egen vägledning för hänsyn till knärot (Skogsstyrelsen, 2022). För rika förekomster av knärot är reservatsbildning eller biotopskydd lämpliga åtgärder för att skydda den. På knärot kan den sällsynta rostsvampen </w:t>
+      </w:r>
+      <w:r>
+        <w:rPr>
+          <w:i/>
+        </w:rPr>
+        <w:t>Pucciniastrum goodyerae</w:t>
+      </w:r>
+      <w:r>
+        <w:t xml:space="preserve"> påträffas. </w:t>
+      </w:r>
+      <w:r>
+        <w:rPr>
+          <w:i/>
+        </w:rPr>
+        <w:t>Pucciniastrum goodyerae</w:t>
+      </w:r>
+      <w:r>
+        <w:t xml:space="preserve"> är klassad som NE (ej bedömd) i rödlistan(SLU Artdatabanken, 2024).</w:t>
       </w:r>
     </w:p>
     <w:p>
@@ -1452,7 +1470,7 @@
     <w:r>
       <w:tab/>
       <w:tab/>
-      <w:t>2025-09-14</w:t>
+      <w:t>2025-09-15</w:t>
       <w:br/>
       <w:br/>
     </w:r>

--- a/klagomål/A 24131-2025 FSC-klagomål.docx
+++ b/klagomål/A 24131-2025 FSC-klagomål.docx
@@ -1470,7 +1470,7 @@
     <w:r>
       <w:tab/>
       <w:tab/>
-      <w:t>2025-09-15</w:t>
+      <w:t>2025-09-16</w:t>
       <w:br/>
       <w:br/>
     </w:r>

--- a/klagomål/A 24131-2025 FSC-klagomål.docx
+++ b/klagomål/A 24131-2025 FSC-klagomål.docx
@@ -1470,7 +1470,7 @@
     <w:r>
       <w:tab/>
       <w:tab/>
-      <w:t>2025-09-16</w:t>
+      <w:t>2025-09-17</w:t>
       <w:br/>
       <w:br/>
     </w:r>

--- a/klagomål/A 24131-2025 FSC-klagomål.docx
+++ b/klagomål/A 24131-2025 FSC-klagomål.docx
@@ -1470,7 +1470,7 @@
     <w:r>
       <w:tab/>
       <w:tab/>
-      <w:t>2025-09-17</w:t>
+      <w:t>2025-09-18</w:t>
       <w:br/>
       <w:br/>
     </w:r>

--- a/klagomål/A 24131-2025 FSC-klagomål.docx
+++ b/klagomål/A 24131-2025 FSC-klagomål.docx
@@ -1470,7 +1470,7 @@
     <w:r>
       <w:tab/>
       <w:tab/>
-      <w:t>2025-09-18</w:t>
+      <w:t>2025-09-22</w:t>
       <w:br/>
       <w:br/>
     </w:r>

--- a/klagomål/A 24131-2025 FSC-klagomål.docx
+++ b/klagomål/A 24131-2025 FSC-klagomål.docx
@@ -1470,7 +1470,7 @@
     <w:r>
       <w:tab/>
       <w:tab/>
-      <w:t>2025-09-22</w:t>
+      <w:t>2025-09-23</w:t>
       <w:br/>
       <w:br/>
     </w:r>

--- a/klagomål/A 24131-2025 FSC-klagomål.docx
+++ b/klagomål/A 24131-2025 FSC-klagomål.docx
@@ -1470,7 +1470,7 @@
     <w:r>
       <w:tab/>
       <w:tab/>
-      <w:t>2025-09-23</w:t>
+      <w:t>2025-09-24</w:t>
       <w:br/>
       <w:br/>
     </w:r>

--- a/klagomål/A 24131-2025 FSC-klagomål.docx
+++ b/klagomål/A 24131-2025 FSC-klagomål.docx
@@ -1470,7 +1470,7 @@
     <w:r>
       <w:tab/>
       <w:tab/>
-      <w:t>2025-09-24</w:t>
+      <w:t>2025-09-25</w:t>
       <w:br/>
       <w:br/>
     </w:r>

--- a/klagomål/A 24131-2025 FSC-klagomål.docx
+++ b/klagomål/A 24131-2025 FSC-klagomål.docx
@@ -1470,7 +1470,7 @@
     <w:r>
       <w:tab/>
       <w:tab/>
-      <w:t>2025-09-25</w:t>
+      <w:t>2025-09-26</w:t>
       <w:br/>
       <w:br/>
     </w:r>

--- a/klagomål/A 24131-2025 FSC-klagomål.docx
+++ b/klagomål/A 24131-2025 FSC-klagomål.docx
@@ -1470,7 +1470,7 @@
     <w:r>
       <w:tab/>
       <w:tab/>
-      <w:t>2025-09-26</w:t>
+      <w:t>2025-09-27</w:t>
       <w:br/>
       <w:br/>
     </w:r>

--- a/klagomål/A 24131-2025 FSC-klagomål.docx
+++ b/klagomål/A 24131-2025 FSC-klagomål.docx
@@ -1470,7 +1470,7 @@
     <w:r>
       <w:tab/>
       <w:tab/>
-      <w:t>2025-09-27</w:t>
+      <w:t>2025-09-28</w:t>
       <w:br/>
       <w:br/>
     </w:r>

--- a/klagomål/A 24131-2025 FSC-klagomål.docx
+++ b/klagomål/A 24131-2025 FSC-klagomål.docx
@@ -1470,7 +1470,7 @@
     <w:r>
       <w:tab/>
       <w:tab/>
-      <w:t>2025-09-28</w:t>
+      <w:t>2025-09-29</w:t>
       <w:br/>
       <w:br/>
     </w:r>

--- a/klagomål/A 24131-2025 FSC-klagomål.docx
+++ b/klagomål/A 24131-2025 FSC-klagomål.docx
@@ -1470,7 +1470,7 @@
     <w:r>
       <w:tab/>
       <w:tab/>
-      <w:t>2025-09-29</w:t>
+      <w:t>2025-09-30</w:t>
       <w:br/>
       <w:br/>
     </w:r>

--- a/klagomål/A 24131-2025 FSC-klagomål.docx
+++ b/klagomål/A 24131-2025 FSC-klagomål.docx
@@ -1470,7 +1470,7 @@
     <w:r>
       <w:tab/>
       <w:tab/>
-      <w:t>2025-09-30</w:t>
+      <w:t>2025-10-01</w:t>
       <w:br/>
       <w:br/>
     </w:r>

--- a/klagomål/A 24131-2025 FSC-klagomål.docx
+++ b/klagomål/A 24131-2025 FSC-klagomål.docx
@@ -1470,7 +1470,7 @@
     <w:r>
       <w:tab/>
       <w:tab/>
-      <w:t>2025-10-01</w:t>
+      <w:t>2025-10-02</w:t>
       <w:br/>
       <w:br/>
     </w:r>

--- a/klagomål/A 24131-2025 FSC-klagomål.docx
+++ b/klagomål/A 24131-2025 FSC-klagomål.docx
@@ -1470,7 +1470,7 @@
     <w:r>
       <w:tab/>
       <w:tab/>
-      <w:t>2025-10-02</w:t>
+      <w:t>2025-10-03</w:t>
       <w:br/>
       <w:br/>
     </w:r>

--- a/klagomål/A 24131-2025 FSC-klagomål.docx
+++ b/klagomål/A 24131-2025 FSC-klagomål.docx
@@ -1470,7 +1470,7 @@
     <w:r>
       <w:tab/>
       <w:tab/>
-      <w:t>2025-10-03</w:t>
+      <w:t>2025-10-04</w:t>
       <w:br/>
       <w:br/>
     </w:r>

--- a/klagomål/A 24131-2025 FSC-klagomål.docx
+++ b/klagomål/A 24131-2025 FSC-klagomål.docx
@@ -1470,7 +1470,7 @@
     <w:r>
       <w:tab/>
       <w:tab/>
-      <w:t>2025-10-04</w:t>
+      <w:t>2025-10-05</w:t>
       <w:br/>
       <w:br/>
     </w:r>

--- a/klagomål/A 24131-2025 FSC-klagomål.docx
+++ b/klagomål/A 24131-2025 FSC-klagomål.docx
@@ -1470,7 +1470,7 @@
     <w:r>
       <w:tab/>
       <w:tab/>
-      <w:t>2025-10-05</w:t>
+      <w:t>2025-10-06</w:t>
       <w:br/>
       <w:br/>
     </w:r>

--- a/klagomål/A 24131-2025 FSC-klagomål.docx
+++ b/klagomål/A 24131-2025 FSC-klagomål.docx
@@ -1470,7 +1470,7 @@
     <w:r>
       <w:tab/>
       <w:tab/>
-      <w:t>2025-10-06</w:t>
+      <w:t>2025-10-07</w:t>
       <w:br/>
       <w:br/>
     </w:r>

--- a/klagomål/A 24131-2025 FSC-klagomål.docx
+++ b/klagomål/A 24131-2025 FSC-klagomål.docx
@@ -1470,7 +1470,7 @@
     <w:r>
       <w:tab/>
       <w:tab/>
-      <w:t>2025-10-07</w:t>
+      <w:t>2025-10-08</w:t>
       <w:br/>
       <w:br/>
     </w:r>

--- a/klagomål/A 24131-2025 FSC-klagomål.docx
+++ b/klagomål/A 24131-2025 FSC-klagomål.docx
@@ -1470,7 +1470,7 @@
     <w:r>
       <w:tab/>
       <w:tab/>
-      <w:t>2025-10-08</w:t>
+      <w:t>2025-10-09</w:t>
       <w:br/>
       <w:br/>
     </w:r>

--- a/klagomål/A 24131-2025 FSC-klagomål.docx
+++ b/klagomål/A 24131-2025 FSC-klagomål.docx
@@ -1470,7 +1470,7 @@
     <w:r>
       <w:tab/>
       <w:tab/>
-      <w:t>2025-10-09</w:t>
+      <w:t>2025-10-10</w:t>
       <w:br/>
       <w:br/>
     </w:r>

--- a/klagomål/A 24131-2025 FSC-klagomål.docx
+++ b/klagomål/A 24131-2025 FSC-klagomål.docx
@@ -1470,7 +1470,7 @@
     <w:r>
       <w:tab/>
       <w:tab/>
-      <w:t>2025-10-10</w:t>
+      <w:t>2025-10-11</w:t>
       <w:br/>
       <w:br/>
     </w:r>
